--- a/public/ban_giao_xe_template.docx
+++ b/public/ban_giao_xe_template.docx
@@ -287,24 +287,6 @@
           </w:tcPr>
           <w:p>
             <w:pPr>
-              <w:jc w:val="both"/>
-              <w:rPr>
-                <w:rFonts w:ascii="Times New Roman" w:hAnsi="Times New Roman" w:cs="Times New Roman"/>
-                <w:b/>
-                <w:bCs/>
-              </w:rPr>
-            </w:pPr>
-            <w:r>
-              <w:rPr>
-                <w:rFonts w:ascii="Times New Roman" w:hAnsi="Times New Roman" w:cs="Times New Roman"/>
-                <w:b/>
-                <w:bCs/>
-              </w:rPr>
-              <w:t xml:space="preserve">BÊN GIAO: {ten_ben_giao}</w:t>
-            </w:r>
-          </w:p>
-          <w:p>
-            <w:pPr>
               <w:spacing w:before="120" w:after="120"/>
               <w:jc w:val="both"/>
               <w:rPr>
@@ -319,33 +301,7 @@
                 <w:b/>
                 <w:bCs/>
               </w:rPr>
-              <w:t/>
-            </w:r>
-            <w:r>
-              <w:rPr>
-                <w:rFonts w:ascii="Times New Roman" w:hAnsi="Times New Roman" w:cs="Times New Roman"/>
-                <w:b/>
-                <w:bCs/>
-              </w:rPr>
-              <w:t/>
-            </w:r>
-          </w:p>
-          <w:p>
-            <w:pPr>
-              <w:jc w:val="both"/>
-              <w:rPr>
-                <w:rFonts w:ascii="Times New Roman" w:hAnsi="Times New Roman" w:cs="Times New Roman"/>
-                <w:b/>
-                <w:bCs/>
-              </w:rPr>
-            </w:pPr>
-            <w:r>
-              <w:rPr>
-                <w:rFonts w:ascii="Times New Roman" w:hAnsi="Times New Roman" w:cs="Times New Roman"/>
-                <w:b/>
-                <w:bCs/>
-              </w:rPr>
-              <w:t xml:space="preserve">Đại diện: </w:t>
+              <w:t>BÊN GIAO: {ten_ben_giao}</w:t>
             </w:r>
           </w:p>
           <w:p>
@@ -364,128 +320,9 @@
                 <w:b/>
                 <w:bCs/>
               </w:rPr>
-              <w:t xml:space="preserve">1. Ông/Bà {dai_dien_ben_giao_1} - {chuc_vu_ben_giao_1}</w:t>
-            </w:r>
-            <w:r>
-              <w:rPr>
-                <w:rFonts w:ascii="Times New Roman" w:hAnsi="Times New Roman" w:cs="Times New Roman"/>
-                <w:b/>
-                <w:bCs/>
-              </w:rPr>
-              <w:t/>
-            </w:r>
-            <w:r>
-              <w:rPr>
-                <w:rFonts w:ascii="Times New Roman" w:hAnsi="Times New Roman" w:cs="Times New Roman"/>
-                <w:b/>
-                <w:bCs/>
-              </w:rPr>
-              <w:t/>
-            </w:r>
-            <w:r>
-              <w:rPr>
-                <w:rFonts w:ascii="Times New Roman" w:hAnsi="Times New Roman" w:cs="Times New Roman"/>
-                <w:b/>
-                <w:bCs/>
-              </w:rPr>
-              <w:t xml:space="preserve"/>
-            </w:r>
-            <w:r>
-              <w:rPr>
-                <w:rFonts w:ascii="Times New Roman" w:hAnsi="Times New Roman" w:cs="Times New Roman"/>
-                <w:b/>
-                <w:bCs/>
-              </w:rPr>
-              <w:t xml:space="preserve"/>
-            </w:r>
-            <w:r>
-              <w:rPr>
-                <w:rFonts w:ascii="Times New Roman" w:hAnsi="Times New Roman" w:cs="Times New Roman"/>
-                <w:b/>
-                <w:bCs/>
-              </w:rPr>
-              <w:t xml:space="preserve"/>
-            </w:r>
-            <w:r>
-              <w:rPr>
-                <w:rFonts w:ascii="Times New Roman" w:hAnsi="Times New Roman" w:cs="Times New Roman"/>
-                <w:b/>
-                <w:bCs/>
-              </w:rPr>
-              <w:t/>
-            </w:r>
-          </w:p>
-          <w:p>
-            <w:pPr>
-              <w:jc w:val="both"/>
-              <w:rPr>
-                <w:rFonts w:ascii="Times New Roman" w:hAnsi="Times New Roman" w:cs="Times New Roman"/>
-                <w:b/>
-                <w:bCs/>
-              </w:rPr>
-            </w:pPr>
-            <w:r>
-              <w:rPr>
-                <w:rFonts w:ascii="Times New Roman" w:hAnsi="Times New Roman" w:cs="Times New Roman"/>
-                <w:b/>
-                <w:bCs/>
-              </w:rPr>
-              <w:t>2. Ông/Bà {dai_dien_ben_giao_2} - {chuc_vu_ben_giao_2}</w:t>
-            </w:r>
-            <w:r>
-              <w:rPr>
-                <w:rFonts w:ascii="Times New Roman" w:hAnsi="Times New Roman" w:cs="Times New Roman"/>
-                <w:b/>
-                <w:bCs/>
-              </w:rPr>
-              <w:t/>
-            </w:r>
-            <w:r>
-              <w:rPr>
-                <w:rFonts w:ascii="Times New Roman" w:hAnsi="Times New Roman" w:cs="Times New Roman"/>
-                <w:b/>
-                <w:bCs/>
-              </w:rPr>
-              <w:t xml:space="preserve"/>
-            </w:r>
-            <w:r>
-              <w:rPr>
-                <w:rFonts w:ascii="Times New Roman" w:hAnsi="Times New Roman" w:cs="Times New Roman"/>
-                <w:b/>
-                <w:bCs/>
-              </w:rPr>
-              <w:t xml:space="preserve"/>
-            </w:r>
-            <w:r>
-              <w:rPr>
-                <w:rFonts w:ascii="Times New Roman" w:hAnsi="Times New Roman" w:cs="Times New Roman"/>
-                <w:b/>
-                <w:bCs/>
-              </w:rPr>
-              <w:t/>
-            </w:r>
-            <w:r>
-              <w:rPr>
-                <w:rFonts w:ascii="Times New Roman" w:hAnsi="Times New Roman" w:cs="Times New Roman"/>
-                <w:b/>
-                <w:bCs/>
-              </w:rPr>
-              <w:t/>
-            </w:r>
-            <w:r>
-              <w:rPr>
-                <w:rFonts w:ascii="Times New Roman" w:hAnsi="Times New Roman" w:cs="Times New Roman"/>
-                <w:b/>
-                <w:bCs/>
-              </w:rPr>
-              <w:t/>
-            </w:r>
-          </w:p>
-        </w:tc>
-        <w:tc>
-          <w:tcPr>
-            <w:tcW w:w="4807" w:type="dxa"/>
-          </w:tcPr>
+              <w:t xml:space="preserve">Đại diện: </w:t>
+            </w:r>
+          </w:p>
           <w:p>
             <w:pPr>
               <w:spacing w:before="120" w:after="120"/>
@@ -502,9 +339,32 @@
                 <w:b/>
                 <w:bCs/>
               </w:rPr>
-              <w:t>BÊN NHẬN:</w:t>
-            </w:r>
-          </w:p>
+              <w:t>1. Ông/Bà {dai_dien_ben_giao_1} - {chuc_vu_ben_giao_1}</w:t>
+            </w:r>
+          </w:p>
+          <w:p>
+            <w:pPr>
+              <w:jc w:val="both"/>
+              <w:rPr>
+                <w:rFonts w:ascii="Times New Roman" w:hAnsi="Times New Roman" w:cs="Times New Roman"/>
+                <w:b/>
+                <w:bCs/>
+              </w:rPr>
+            </w:pPr>
+            <w:r>
+              <w:rPr>
+                <w:rFonts w:ascii="Times New Roman" w:hAnsi="Times New Roman" w:cs="Times New Roman"/>
+                <w:b/>
+                <w:bCs/>
+              </w:rPr>
+              <w:t>2. Ông/Bà {dai_dien_ben_giao_2} - {chuc_vu_ben_giao_2}</w:t>
+            </w:r>
+          </w:p>
+        </w:tc>
+        <w:tc>
+          <w:tcPr>
+            <w:tcW w:w="4807" w:type="dxa"/>
+          </w:tcPr>
           <w:p>
             <w:pPr>
               <w:spacing w:before="120" w:after="120"/>
@@ -513,25 +373,15 @@
                 <w:rFonts w:ascii="Times New Roman" w:hAnsi="Times New Roman" w:cs="Times New Roman"/>
                 <w:b/>
                 <w:bCs/>
-                <w:caps/>
-              </w:rPr>
-            </w:pPr>
-            <w:r>
-              <w:rPr>
-                <w:rFonts w:ascii="Times New Roman" w:hAnsi="Times New Roman" w:cs="Times New Roman"/>
-                <w:b/>
-                <w:bCs/>
-              </w:rPr>
-              <w:t xml:space="preserve">Ông/Bà {ho_ten_lai_xe}</w:t>
-            </w:r>
-            <w:r>
-              <w:rPr>
-                <w:rFonts w:ascii="Times New Roman" w:hAnsi="Times New Roman" w:cs="Times New Roman"/>
-                <w:b/>
-                <w:bCs/>
-                <w:caps/>
-              </w:rPr>
-              <w:t/>
+              </w:rPr>
+            </w:pPr>
+            <w:r>
+              <w:rPr>
+                <w:rFonts w:ascii="Times New Roman" w:hAnsi="Times New Roman" w:cs="Times New Roman"/>
+                <w:b/>
+                <w:bCs/>
+              </w:rPr>
+              <w:t>BÊN NHẬN:</w:t>
             </w:r>
           </w:p>
           <w:p>
@@ -540,43 +390,18 @@
               <w:jc w:val="both"/>
               <w:rPr>
                 <w:rFonts w:ascii="Times New Roman" w:hAnsi="Times New Roman" w:cs="Times New Roman"/>
-              </w:rPr>
-            </w:pPr>
-            <w:r>
-              <w:rPr>
-                <w:rFonts w:ascii="Times New Roman" w:hAnsi="Times New Roman" w:cs="Times New Roman"/>
-                <w:b/>
-                <w:bCs/>
-              </w:rPr>
-              <w:t xml:space="preserve">Số CCCD: {so_cccd}</w:t>
-            </w:r>
-            <w:r>
-              <w:rPr>
-                <w:rFonts w:ascii="Times New Roman" w:hAnsi="Times New Roman" w:cs="Times New Roman"/>
-                <w:b/>
-                <w:bCs/>
-              </w:rPr>
-              <w:t/>
-            </w:r>
-            <w:r>
-              <w:rPr>
-                <w:rFonts w:ascii="Times New Roman" w:hAnsi="Times New Roman" w:cs="Times New Roman"/>
-                <w:b/>
-                <w:bCs/>
-              </w:rPr>
-              <w:t/>
-            </w:r>
-            <w:r>
-              <w:rPr>
-                <w:rFonts w:ascii="Times New Roman" w:hAnsi="Times New Roman" w:cs="Times New Roman"/>
-              </w:rPr>
-              <w:t xml:space="preserve"/>
-            </w:r>
-            <w:r>
-              <w:rPr>
-                <w:rFonts w:ascii="Times New Roman" w:hAnsi="Times New Roman" w:cs="Times New Roman"/>
-              </w:rPr>
-              <w:t/>
+                <w:b/>
+                <w:bCs/>
+                <w:caps/>
+              </w:rPr>
+            </w:pPr>
+            <w:r>
+              <w:rPr>
+                <w:rFonts w:ascii="Times New Roman" w:hAnsi="Times New Roman" w:cs="Times New Roman"/>
+                <w:b/>
+                <w:bCs/>
+              </w:rPr>
+              <w:t>Ông/Bà {ho_ten_lai_xe}</w:t>
             </w:r>
           </w:p>
           <w:p>
@@ -593,19 +418,7 @@
                 <w:b/>
                 <w:bCs/>
               </w:rPr>
-              <w:t>Số GPLX: {so_gplx}</w:t>
-            </w:r>
-            <w:r>
-              <w:rPr>
-                <w:rFonts w:ascii="Times New Roman" w:hAnsi="Times New Roman" w:cs="Times New Roman"/>
-              </w:rPr>
-              <w:t xml:space="preserve"/>
-            </w:r>
-            <w:r>
-              <w:rPr>
-                <w:rFonts w:ascii="Times New Roman" w:hAnsi="Times New Roman" w:cs="Times New Roman"/>
-              </w:rPr>
-              <w:t/>
+              <w:t>Số CCCD: {so_cccd}</w:t>
             </w:r>
           </w:p>
           <w:p>
@@ -614,6 +427,23 @@
               <w:jc w:val="both"/>
               <w:rPr>
                 <w:rFonts w:ascii="Times New Roman" w:hAnsi="Times New Roman" w:cs="Times New Roman"/>
+              </w:rPr>
+            </w:pPr>
+            <w:r>
+              <w:rPr>
+                <w:rFonts w:ascii="Times New Roman" w:hAnsi="Times New Roman" w:cs="Times New Roman"/>
+                <w:b/>
+                <w:bCs/>
+              </w:rPr>
+              <w:t>Số GPLX: {so_gplx}</w:t>
+            </w:r>
+          </w:p>
+          <w:p>
+            <w:pPr>
+              <w:spacing w:before="120" w:after="120"/>
+              <w:jc w:val="both"/>
+              <w:rPr>
+                <w:rFonts w:ascii="Times New Roman" w:hAnsi="Times New Roman" w:cs="Times New Roman"/>
                 <w:b/>
                 <w:bCs/>
               </w:rPr>
@@ -625,18 +455,6 @@
                 <w:bCs/>
               </w:rPr>
               <w:t>Hạn GPLX: {han_gplx}</w:t>
-            </w:r>
-            <w:r>
-              <w:rPr>
-                <w:rFonts w:ascii="Times New Roman" w:hAnsi="Times New Roman" w:cs="Times New Roman"/>
-              </w:rPr>
-              <w:t xml:space="preserve"/>
-            </w:r>
-            <w:r>
-              <w:rPr>
-                <w:rFonts w:ascii="Times New Roman" w:hAnsi="Times New Roman" w:cs="Times New Roman"/>
-              </w:rPr>
-              <w:t/>
             </w:r>
           </w:p>
         </w:tc>
@@ -2432,7 +2250,7 @@
                 <w:i/>
                 <w:iCs/>
               </w:rPr>
-              <w:t xml:space="preserve">( </w:t>
+              <w:t>(</w:t>
             </w:r>
             <w:r>
               <w:rPr>
@@ -4368,7 +4186,7 @@
                 <w:i/>
                 <w:iCs/>
               </w:rPr>
-              <w:t>( Ký và ghi rõ họ tên)</w:t>
+              <w:t>(Ký và ghi rõ họ tên)</w:t>
             </w:r>
           </w:p>
         </w:tc>
@@ -4419,7 +4237,7 @@
                 <w:i/>
                 <w:iCs/>
               </w:rPr>
-              <w:t>( Ký và ghi rõ họ tên)</w:t>
+              <w:t>(Ký và ghi rõ họ tên)</w:t>
             </w:r>
           </w:p>
         </w:tc>
@@ -4470,7 +4288,7 @@
                 <w:i/>
                 <w:iCs/>
               </w:rPr>
-              <w:t>( Ký và ghi rõ họ tên)</w:t>
+              <w:t>(Ký và ghi rõ họ tên)</w:t>
             </w:r>
           </w:p>
         </w:tc>
@@ -5828,4 +5646,16 @@
     </a:ext>
   </a:extLst>
 </a:theme>
+</file>
+
+<file path=customXml/item1.xml><?xml version="1.0" encoding="utf-8"?>
+<b:Sources xmlns:b="http://schemas.openxmlformats.org/officeDocument/2006/bibliography" xmlns="http://schemas.openxmlformats.org/officeDocument/2006/bibliography" SelectedStyle="\APASixthEditionOfficeOnline.xsl" StyleName="APA" Version="6"/>
+</file>
+
+<file path=customXml/itemProps1.xml><?xml version="1.0" encoding="utf-8"?>
+<ds:datastoreItem xmlns:ds="http://schemas.openxmlformats.org/officeDocument/2006/customXml" ds:itemID="{933E8774-8AF9-4571-BE23-61E4C36CB33C}">
+  <ds:schemaRefs>
+    <ds:schemaRef ds:uri="http://schemas.openxmlformats.org/officeDocument/2006/bibliography"/>
+  </ds:schemaRefs>
+</ds:datastoreItem>
 </file>